--- a/OOP/jobsheet-02/Jobsheet-02-4.1-Class-Diagram.docx
+++ b/OOP/jobsheet-02/Jobsheet-02-4.1-Class-Diagram.docx
@@ -265,33 +265,6 @@
         <w:t>Gambar 1. Class Diagram Karyawan</w:t>
       </w:r>
     </w:p>
-    <w:p>
-      <w:pPr>
-        <w:pStyle w:val="Normal"/>
-        <w:spacing w:before="80" w:after="80"/>
-        <w:rPr>
-          <w:color w:val="000000"/>
-        </w:rPr>
-      </w:pPr>
-      <w:r>
-        <w:rPr>
-          <w:b/>
-          <w:i w:val="false"/>
-          <w:color w:val="000000"/>
-          <w:sz w:val="20"/>
-        </w:rPr>
-        <w:t xml:space="preserve">Keterangan: </w:t>
-      </w:r>
-      <w:r>
-        <w:rPr>
-          <w:b w:val="false"/>
-          <w:i w:val="false"/>
-          <w:color w:val="000000"/>
-          <w:sz w:val="20"/>
-        </w:rPr>
-        <w:t>Simbol + mengikuti notasi public pada contoh class diagram di jobsheet.</w:t>
-      </w:r>
-    </w:p>
     <w:sectPr>
       <w:type w:val="nextPage"/>
       <w:pgSz w:w="12240" w:h="15840"/>
